--- a/json_files/СТРУКТУРА ЕГЭ ИНФОРМАТИКА/1/ЗАДАНИЕ 1. ПРАКТИКА.docx
+++ b/json_files/СТРУКТУРА ЕГЭ ИНФОРМАТИКА/1/ЗАДАНИЕ 1. ПРАКТИКА.docx
@@ -21121,8 +21121,6 @@
           <w:szCs w:val="18"/>
         </w:rPr>
       </w:pPr>
-      <w:bookmarkStart w:id="9" w:name="_GoBack"/>
-      <w:bookmarkEnd w:id="9"/>
       <w:r>
         <w:rPr>
           <w:rFonts w:asciiTheme="majorHAnsi" w:hAnsiTheme="majorHAnsi" w:cstheme="majorHAnsi"/>
@@ -21215,6 +21213,7 @@
             <w14:uncheckedState w14:val="2610" w14:font="MS Gothic"/>
           </w14:checkbox>
         </w:sdtPr>
+        <w:sdtEndPr/>
         <w:sdtContent>
           <w:r>
             <w:rPr>
@@ -22640,6 +22639,7 @@
             <w14:uncheckedState w14:val="2610" w14:font="MS Gothic"/>
           </w14:checkbox>
         </w:sdtPr>
+        <w:sdtEndPr/>
         <w:sdtContent>
           <w:r>
             <w:rPr>
@@ -22864,6 +22864,7 @@
             <w14:uncheckedState w14:val="2610" w14:font="MS Gothic"/>
           </w14:checkbox>
         </w:sdtPr>
+        <w:sdtEndPr/>
         <w:sdtContent>
           <w:r>
             <w:rPr>
@@ -23769,21 +23770,22 @@
           </w:rPr>
           <w:id w:val="743073982"/>
           <w14:checkbox>
-            <w14:checked w14:val="0"/>
+            <w14:checked w14:val="1"/>
             <w14:checkedState w14:val="2612" w14:font="MS Gothic"/>
             <w14:uncheckedState w14:val="2610" w14:font="MS Gothic"/>
           </w14:checkbox>
         </w:sdtPr>
+        <w:sdtEndPr/>
         <w:sdtContent>
           <w:r>
             <w:rPr>
-              <w:rFonts w:ascii="Segoe UI Symbol" w:eastAsia="MS Gothic" w:hAnsi="Segoe UI Symbol" w:cs="Segoe UI Symbol"/>
+              <w:rFonts w:ascii="MS Gothic" w:eastAsia="MS Gothic" w:hAnsi="MS Gothic" w:cstheme="majorHAnsi" w:hint="eastAsia"/>
               <w:b/>
               <w:sz w:val="18"/>
               <w:szCs w:val="18"/>
               <w:shd w:val="clear" w:color="auto" w:fill="FFFFFF"/>
             </w:rPr>
-            <w:t>☐</w:t>
+            <w:t>☒</w:t>
           </w:r>
         </w:sdtContent>
       </w:sdt>
@@ -24090,6 +24092,7 @@
             <w14:uncheckedState w14:val="2610" w14:font="MS Gothic"/>
           </w14:checkbox>
         </w:sdtPr>
+        <w:sdtEndPr/>
         <w:sdtContent>
           <w:r>
             <w:rPr>
@@ -25413,6 +25416,7 @@
             <w14:uncheckedState w14:val="2610" w14:font="MS Gothic"/>
           </w14:checkbox>
         </w:sdtPr>
+        <w:sdtEndPr/>
         <w:sdtContent>
           <w:r>
             <w:rPr>
@@ -26879,6 +26883,7 @@
             <w14:uncheckedState w14:val="2610" w14:font="MS Gothic"/>
           </w14:checkbox>
         </w:sdtPr>
+        <w:sdtEndPr/>
         <w:sdtContent>
           <w:r>
             <w:rPr>
@@ -29622,6 +29627,7 @@
             <w14:uncheckedState w14:val="2610" w14:font="MS Gothic"/>
           </w14:checkbox>
         </w:sdtPr>
+        <w:sdtEndPr/>
         <w:sdtContent>
           <w:r>
             <w:rPr>
@@ -31063,6 +31069,7 @@
             <w14:uncheckedState w14:val="2610" w14:font="MS Gothic"/>
           </w14:checkbox>
         </w:sdtPr>
+        <w:sdtEndPr/>
         <w:sdtContent>
           <w:r>
             <w:rPr>
@@ -32666,7 +32673,7 @@
           <w:color w:val="FF0000"/>
           <w:sz w:val="18"/>
           <w:szCs w:val="18"/>
-          <w:lang w:val="en-US" w:eastAsia="ru-RU"/>
+          <w:lang w:eastAsia="ru-RU"/>
         </w:rPr>
       </w:pPr>
       <w:r>
@@ -32717,6 +32724,7 @@
             <w14:uncheckedState w14:val="2610" w14:font="MS Gothic"/>
           </w14:checkbox>
         </w:sdtPr>
+        <w:sdtEndPr/>
         <w:sdtContent>
           <w:r>
             <w:rPr>
@@ -34248,6 +34256,7 @@
             <w14:uncheckedState w14:val="2610" w14:font="MS Gothic"/>
           </w14:checkbox>
         </w:sdtPr>
+        <w:sdtEndPr/>
         <w:sdtContent>
           <w:r>
             <w:rPr>
@@ -34495,6 +34504,7 @@
             <w14:uncheckedState w14:val="2610" w14:font="MS Gothic"/>
           </w14:checkbox>
         </w:sdtPr>
+        <w:sdtEndPr/>
         <w:sdtContent>
           <w:r>
             <w:rPr>
@@ -36408,6 +36418,7 @@
             <w14:uncheckedState w14:val="2610" w14:font="MS Gothic"/>
           </w14:checkbox>
         </w:sdtPr>
+        <w:sdtEndPr/>
         <w:sdtContent>
           <w:r>
             <w:rPr>
@@ -37422,6 +37433,7 @@
             <w14:uncheckedState w14:val="2610" w14:font="MS Gothic"/>
           </w14:checkbox>
         </w:sdtPr>
+        <w:sdtEndPr/>
         <w:sdtContent>
           <w:r>
             <w:rPr>
